--- a/Diplomarbeit/5_Schreiben/4.2_Grundlagen_photovoltaischer_Energieversorgung.docx
+++ b/Diplomarbeit/5_Schreiben/4.2_Grundlagen_photovoltaischer_Energieversorgung.docx
@@ -17,7 +17,23 @@
           <w:b/>
           <w:bCs/>
         </w:rPr>
-        <w:t>(350 Wörter)</w:t>
+        <w:t>(</w:t>
+      </w:r>
+      <w:r>
+        <w:rPr>
+          <w:rFonts w:cs="Arial"/>
+          <w:b/>
+          <w:bCs/>
+        </w:rPr>
+        <w:t>500</w:t>
+      </w:r>
+      <w:r>
+        <w:rPr>
+          <w:rFonts w:cs="Arial"/>
+          <w:b/>
+          <w:bCs/>
+        </w:rPr>
+        <w:t xml:space="preserve"> Wörter)</w:t>
       </w:r>
     </w:p>
     <w:p>
@@ -88,6 +104,21 @@
         <w:jc w:val="both"/>
         <w:rPr>
           <w:rFonts w:cs="Arial"/>
+        </w:rPr>
+      </w:pPr>
+      <w:r>
+        <w:rPr>
+          <w:rFonts w:cs="Arial"/>
+        </w:rPr>
+        <w:t>In diesem Kapitel werden die Grundlagen der photovoltaischen Energieversorgung erläutert. Der Fokus liegt dabei auf dem Betriebsverhalten von PV-Modulen sowie auf äußeren Einflüssen wie Wetter und Jahreszeit.</w:t>
+      </w:r>
+    </w:p>
+    <w:p>
+      <w:pPr>
+        <w:ind w:left="708"/>
+        <w:jc w:val="both"/>
+        <w:rPr>
+          <w:rFonts w:cs="Arial"/>
           <w:b/>
           <w:bCs/>
           <w:sz w:val="28"/>
@@ -135,9 +166,70 @@
       </w:pPr>
       <w:r>
         <w:rPr>
-          <w:rFonts w:cs="Arial"/>
-        </w:rPr>
-        <w:t>Die Leistung einer Solarzelle ist nicht konstant, sondern hängt von der Spannung ab, bei der sie betrieben wird. Diese Abhängigkeit wird in der sogenannten I-U-Kennlinie (Strom-Spannungs-Kennlinie) dargestellt. Dabei zeigt sich, dass es einen optimalen Arbeitspunkt gibt, an dem das Produkt aus Spannung und Strom – also die Leistung – maximal ist. Dieser Punkt wird als Maximum Power Point (MPP) bezeichnet.</w:t>
+          <w:noProof/>
+        </w:rPr>
+        <w:drawing>
+          <wp:anchor distT="0" distB="0" distL="114300" distR="114300" simplePos="0" relativeHeight="251658240" behindDoc="0" locked="0" layoutInCell="1" allowOverlap="1" wp14:anchorId="32E2FB46" wp14:editId="5EB1BA27">
+            <wp:simplePos x="0" y="0"/>
+            <wp:positionH relativeFrom="margin">
+              <wp:align>center</wp:align>
+            </wp:positionH>
+            <wp:positionV relativeFrom="paragraph">
+              <wp:posOffset>1022958</wp:posOffset>
+            </wp:positionV>
+            <wp:extent cx="3811905" cy="2533015"/>
+            <wp:effectExtent l="0" t="0" r="0" b="635"/>
+            <wp:wrapTopAndBottom/>
+            <wp:docPr id="391133555" name="Grafik 1" descr="LP – V1: Solarzelle und Halbleiterdiode"/>
+            <wp:cNvGraphicFramePr>
+              <a:graphicFrameLocks xmlns:a="http://schemas.openxmlformats.org/drawingml/2006/main" noChangeAspect="1"/>
+            </wp:cNvGraphicFramePr>
+            <a:graphic xmlns:a="http://schemas.openxmlformats.org/drawingml/2006/main">
+              <a:graphicData uri="http://schemas.openxmlformats.org/drawingml/2006/picture">
+                <pic:pic xmlns:pic="http://schemas.openxmlformats.org/drawingml/2006/picture">
+                  <pic:nvPicPr>
+                    <pic:cNvPr id="0" name="Picture 1" descr="LP – V1: Solarzelle und Halbleiterdiode"/>
+                    <pic:cNvPicPr>
+                      <a:picLocks noChangeAspect="1" noChangeArrowheads="1"/>
+                    </pic:cNvPicPr>
+                  </pic:nvPicPr>
+                  <pic:blipFill>
+                    <a:blip r:embed="rId4">
+                      <a:extLst>
+                        <a:ext uri="{28A0092B-C50C-407E-A947-70E740481C1C}">
+                          <a14:useLocalDpi xmlns:a14="http://schemas.microsoft.com/office/drawing/2010/main" val="0"/>
+                        </a:ext>
+                      </a:extLst>
+                    </a:blip>
+                    <a:srcRect/>
+                    <a:stretch>
+                      <a:fillRect/>
+                    </a:stretch>
+                  </pic:blipFill>
+                  <pic:spPr bwMode="auto">
+                    <a:xfrm>
+                      <a:off x="0" y="0"/>
+                      <a:ext cx="3811905" cy="2533015"/>
+                    </a:xfrm>
+                    <a:prstGeom prst="rect">
+                      <a:avLst/>
+                    </a:prstGeom>
+                    <a:noFill/>
+                    <a:ln>
+                      <a:noFill/>
+                    </a:ln>
+                  </pic:spPr>
+                </pic:pic>
+              </a:graphicData>
+            </a:graphic>
+          </wp:anchor>
+        </w:drawing>
+      </w:r>
+      <w:r>
+        <w:rPr>
+          <w:rFonts w:cs="Arial"/>
+        </w:rPr>
+        <w:t>Die Leistung einer Solarzelle ist nicht konstant, sondern hängt von der Spannung ab, bei der sie betrieben wird. Diese Abhängigkeit wird in der I-U-Kennlinie (Strom-Spannungs-Kennlinie) dargestellt (siehe Abb. 2). Dabei zeigt sich, dass es einen optimalen Arbeitspunkt gibt, an dem das Produkt aus Spannung und Strom – also die Leistung – maximal ist. Dieser Punkt wird als Maximum Power Point (MPP) bezeichnet.</w:t>
       </w:r>
     </w:p>
     <w:p>
@@ -148,12 +240,6 @@
           <w:rFonts w:cs="Arial"/>
         </w:rPr>
       </w:pPr>
-      <w:r>
-        <w:rPr>
-          <w:rFonts w:cs="Arial"/>
-        </w:rPr>
-        <w:t>Das Problem ist, dass sich dieser MPP ständig verändert, je nach Sonneneinstrahlung, Temperatur und Verschattung. Bei voller Sonne liegt er an einem anderen Punkt als bei bewölktem Himmel. Außerdem sinkt die optimale Spannung, wenn die Temperatur der Module steigt.</w:t>
-      </w:r>
     </w:p>
     <w:p>
       <w:pPr>
@@ -161,25 +247,41 @@
         <w:jc w:val="both"/>
         <w:rPr>
           <w:rFonts w:cs="Arial"/>
-        </w:rPr>
-      </w:pPr>
-      <w:r>
-        <w:rPr>
-          <w:rFonts w:cs="Arial"/>
-        </w:rPr>
-        <w:t xml:space="preserve">Hier kommt das Maximum Power Point Tracking (MPPT) ins Spiel. Ein MPPT-Regler überwacht kontinuierlich die Spannung und den Strom des PV-Moduls und passt seine interne Last, also den vom PV-Modul wahrgenommenen Eingangswiderstand, dynamisch an. Dieser Eingangswiderstand wird durch die interne Leistungselektronik des Reglers, insbesondere den DC-DC-Wandler, </w:t>
-      </w:r>
-      <w:r>
-        <w:rPr>
-          <w:rFonts w:cs="Arial"/>
-        </w:rPr>
-        <w:t>erzeugt</w:t>
-      </w:r>
-      <w:r>
-        <w:rPr>
-          <w:rFonts w:cs="Arial"/>
-        </w:rPr>
-        <w:t>. Praktisch bedeutet das: Der MPPT-Regler „sucht“ kontinuierlich nach dem Punkt mit der höchsten Leistung und stellt sein Betriebsverhalten so ein, dass das PV-Modul möglichst am Maximum Power Point (MPP) arbeitet.</w:t>
+          <w:b/>
+          <w:bCs/>
+        </w:rPr>
+      </w:pPr>
+      <w:r>
+        <w:rPr>
+          <w:rFonts w:cs="Arial"/>
+          <w:b/>
+          <w:bCs/>
+        </w:rPr>
+        <w:t xml:space="preserve">[Abbildung 2: </w:t>
+      </w:r>
+      <w:r>
+        <w:rPr>
+          <w:rFonts w:cs="Arial"/>
+          <w:b/>
+          <w:bCs/>
+        </w:rPr>
+        <w:t>I</w:t>
+      </w:r>
+      <w:r>
+        <w:rPr>
+          <w:rFonts w:cs="Arial"/>
+          <w:b/>
+          <w:bCs/>
+        </w:rPr>
+        <w:t>-U-Kennlinie einer Diode bzw. unbeleuchteten Solarzelle (rot) und einer beleuchteten Solarzelle (blau). Die Leistung ist in grün eingetragen.</w:t>
+      </w:r>
+      <w:r>
+        <w:rPr>
+          <w:rFonts w:cs="Arial"/>
+          <w:b/>
+          <w:bCs/>
+        </w:rPr>
+        <w:t>]</w:t>
       </w:r>
     </w:p>
     <w:p>
@@ -190,11 +292,64 @@
           <w:rFonts w:cs="Arial"/>
         </w:rPr>
       </w:pPr>
-      <w:r>
-        <w:rPr>
-          <w:rFonts w:cs="Arial"/>
-        </w:rPr>
-        <w:t>Der im Projekt verwendete Victron MultiPlus hat einen integrierten MPPT-Laderegler, der diese Aufgabe übernimmt. Dadurch kann bis zu 30% mehr Energie aus dem PV-Modul gewonnen werden im Vergleich zu einem einfachen Laderegler ohne MPPT-Funktion.</w:t>
+    </w:p>
+    <w:p>
+      <w:pPr>
+        <w:ind w:left="708"/>
+        <w:jc w:val="both"/>
+        <w:rPr>
+          <w:rFonts w:cs="Arial"/>
+        </w:rPr>
+      </w:pPr>
+      <w:r>
+        <w:rPr>
+          <w:rFonts w:cs="Arial"/>
+        </w:rPr>
+        <w:t>Der MPP verändert sich ständig je nach Sonneneinstrahlung, Temperatur und Verschattung. Bei voller Sonne liegt er an einem anderen Punkt als bei bewölktem Himmel. Außerdem sinkt die optimale Spannung, wenn die Temperatur der Module steigt.</w:t>
+      </w:r>
+    </w:p>
+    <w:p>
+      <w:pPr>
+        <w:ind w:left="708"/>
+        <w:jc w:val="both"/>
+        <w:rPr>
+          <w:rFonts w:cs="Arial"/>
+        </w:rPr>
+      </w:pPr>
+      <w:r>
+        <w:rPr>
+          <w:rFonts w:cs="Arial"/>
+        </w:rPr>
+        <w:t>Hier kommt das Maximum Power Point Tracking (MPPT) ins Spiel. Ein MPPT-Regler überwacht kontinuierlich die Spannung und den Strom des PV-Moduls und passt seinen Eingangswiderstand dynamisch an, indem er das Tastverhältnis seines internen DC-DC-Wandlers variiert [1]. Praktisch bedeutet das: Der MPPT-Regler „sucht" ständig nach dem Punkt mit der höchsten Leistung und stellt seine Schaltregler-Elektronik entsprechend ein, um immer am MPP zu arbeiten.</w:t>
+      </w:r>
+    </w:p>
+    <w:p>
+      <w:pPr>
+        <w:ind w:left="708"/>
+        <w:jc w:val="both"/>
+        <w:rPr>
+          <w:rFonts w:cs="Arial"/>
+        </w:rPr>
+      </w:pPr>
+      <w:r>
+        <w:rPr>
+          <w:rFonts w:cs="Arial"/>
+        </w:rPr>
+        <w:t xml:space="preserve">Der im Projekt verwendete </w:t>
+      </w:r>
+      <w:proofErr w:type="spellStart"/>
+      <w:r>
+        <w:rPr>
+          <w:rFonts w:cs="Arial"/>
+        </w:rPr>
+        <w:t>Victron</w:t>
+      </w:r>
+      <w:proofErr w:type="spellEnd"/>
+      <w:r>
+        <w:rPr>
+          <w:rFonts w:cs="Arial"/>
+        </w:rPr>
+        <w:t xml:space="preserve"> MultiPlus hat einen integrierten MPPT-Laderegler, der diese Aufgabe übernimmt. Dadurch kann bis zu 30% mehr Energie aus dem PV-Modul gewonnen werden im Vergleich zu einem einfachen Laderegler ohne MPPT-Funktion [1].</w:t>
       </w:r>
     </w:p>
     <w:p>
@@ -227,151 +382,187 @@
           <w:lang w:eastAsia="de-AT"/>
           <w14:ligatures w14:val="none"/>
         </w:rPr>
+        <w:lastRenderedPageBreak/>
         <w:t>4.2.2 Einfluss von Wetter und Jahreszeit</w:t>
       </w:r>
     </w:p>
     <w:p>
       <w:pPr>
-        <w:spacing w:before="100" w:beforeAutospacing="1" w:after="100" w:afterAutospacing="1" w:line="240" w:lineRule="auto"/>
         <w:ind w:left="708"/>
         <w:jc w:val="both"/>
         <w:rPr>
-          <w:rFonts w:eastAsia="Times New Roman" w:cs="Times New Roman"/>
-          <w:kern w:val="0"/>
-          <w:lang w:eastAsia="de-AT"/>
-          <w14:ligatures w14:val="none"/>
-        </w:rPr>
-      </w:pPr>
-      <w:r>
-        <w:rPr>
-          <w:rFonts w:eastAsia="Times New Roman" w:cs="Times New Roman"/>
-          <w:kern w:val="0"/>
-          <w:lang w:eastAsia="de-AT"/>
-          <w14:ligatures w14:val="none"/>
+          <w:rFonts w:cs="Arial"/>
+        </w:rPr>
+      </w:pPr>
+      <w:r>
+        <w:rPr>
+          <w:rFonts w:cs="Arial"/>
         </w:rPr>
         <w:t>Die Energieausbeute eines Photovoltaik-Systems schwankt stark je nach Wetterlage und Jahreszeit. Diese Schwankungen müssen bei der Auslegung eines autarken Systems unbedingt berücksichtigt werden.</w:t>
       </w:r>
     </w:p>
     <w:p>
       <w:pPr>
-        <w:spacing w:before="100" w:beforeAutospacing="1" w:after="100" w:afterAutospacing="1" w:line="240" w:lineRule="auto"/>
         <w:ind w:left="708"/>
         <w:jc w:val="both"/>
         <w:rPr>
-          <w:rFonts w:eastAsia="Times New Roman" w:cs="Times New Roman"/>
-          <w:kern w:val="0"/>
-          <w:lang w:eastAsia="de-AT"/>
-          <w14:ligatures w14:val="none"/>
-        </w:rPr>
-      </w:pPr>
-      <w:r>
-        <w:rPr>
-          <w:rFonts w:eastAsia="Times New Roman" w:cs="Times New Roman"/>
-          <w:b/>
-          <w:bCs/>
-          <w:kern w:val="0"/>
-          <w:lang w:eastAsia="de-AT"/>
-          <w14:ligatures w14:val="none"/>
+          <w:rFonts w:cs="Arial"/>
+        </w:rPr>
+      </w:pPr>
+      <w:r>
+        <w:rPr>
+          <w:rFonts w:cs="Arial"/>
+          <w:b/>
+          <w:bCs/>
         </w:rPr>
         <w:t>Jahreszeitliche Schwankungen:</w:t>
       </w:r>
       <w:r>
         <w:rPr>
-          <w:rFonts w:eastAsia="Times New Roman" w:cs="Times New Roman"/>
-          <w:kern w:val="0"/>
-          <w:lang w:eastAsia="de-AT"/>
-          <w14:ligatures w14:val="none"/>
-        </w:rPr>
-        <w:t xml:space="preserve"> Im Sommer steht die Sonne höher am Himmel und die Tage sind länger. In Österreich können im Juni bis zu 15 Sonnenstunden erreicht werden, während es im Dezember nur etwa 8 Stunden sind [1]. Zusätzlich ist die Einstrahlungsintensität im Winter deutlich geringer, da die Sonnenstrahlen in einem flacheren Winkel auftreffen. Laut PVGIS-Daten für Österreich produziert ein PV-Modul im Winter oft nur 20-30% der Sommerleistung [2].</w:t>
-      </w:r>
-    </w:p>
-    <w:p>
-      <w:pPr>
-        <w:spacing w:before="100" w:beforeAutospacing="1" w:after="100" w:afterAutospacing="1" w:line="240" w:lineRule="auto"/>
+          <w:rFonts w:cs="Arial"/>
+        </w:rPr>
+        <w:t xml:space="preserve"> Im Sommer steht die Sonne höher am Himmel und die Tage sind länger. In Österreich können im Juni bis zu 15 Sonnenstunden erreicht werden, während es im Dezember nur etwa 8 Stunden sind [2]. Zusätzlich ist die Einstrahlungsintensität im Winter deutlich geringer, da die Sonnenstrahlen in einem flacheren Winkel auftreffen. Laut PVGIS-Daten für Österreich produziert ein PV-Modul im Winter oft nur 20-30% der Sommerleistung [3]. Abbildung 3 zeigt den Jahresverlauf des PV-Ertrags für Innsbruck.</w:t>
+      </w:r>
+    </w:p>
+    <w:p>
+      <w:pPr>
         <w:ind w:left="708"/>
         <w:jc w:val="both"/>
         <w:rPr>
-          <w:rFonts w:eastAsia="Times New Roman" w:cs="Times New Roman"/>
-          <w:kern w:val="0"/>
-          <w:lang w:eastAsia="de-AT"/>
-          <w14:ligatures w14:val="none"/>
-        </w:rPr>
-      </w:pPr>
-      <w:r>
-        <w:rPr>
-          <w:rFonts w:eastAsia="Times New Roman" w:cs="Times New Roman"/>
-          <w:b/>
-          <w:bCs/>
-          <w:kern w:val="0"/>
-          <w:lang w:eastAsia="de-AT"/>
-          <w14:ligatures w14:val="none"/>
-        </w:rPr>
-        <w:t>Wettereinflüsse:</w:t>
-      </w:r>
-      <w:r>
-        <w:rPr>
-          <w:rFonts w:eastAsia="Times New Roman" w:cs="Times New Roman"/>
-          <w:kern w:val="0"/>
-          <w:lang w:eastAsia="de-AT"/>
-          <w14:ligatures w14:val="none"/>
-        </w:rPr>
-        <w:t xml:space="preserve"> Bei bewölktem Himmel sinkt die Leistung drastisch. Während das verwendete enjoysolar 180W Panel bei Standard-Testbedingungen (1000 W/m² Einstrahlung, 25°C) seine Nennleistung von 180W erreicht, reduziert sich die Ausgangsleistung bei geringerer Einstrahlung proportional [3]. Bei dichter Bewölkung (ca. 200 W/m² Einstrahlung) liefert das Modul nur noch etwa 20-40W. Bei Regen oder Schnee reduziert sich die Leistung noch weiter. Besonders kritisch sind mehrere trübe Tage hintereinander im Winter, wo kaum Energie erzeugt wird.</w:t>
-      </w:r>
-    </w:p>
-    <w:p>
-      <w:pPr>
-        <w:spacing w:before="100" w:beforeAutospacing="1" w:after="100" w:afterAutospacing="1" w:line="240" w:lineRule="auto"/>
+          <w:rFonts w:cs="Arial"/>
+        </w:rPr>
+      </w:pPr>
+      <w:r>
+        <w:rPr>
+          <w:rFonts w:cs="Arial"/>
+          <w:b/>
+          <w:bCs/>
+        </w:rPr>
+        <w:t>[Abbildung 3: Monatlicher PV-Ertrag in kWh für 180W und 1800W System (PVGIS-Daten Innsbruck)]</w:t>
+      </w:r>
+    </w:p>
+    <w:p>
+      <w:pPr>
         <w:ind w:left="708"/>
         <w:jc w:val="both"/>
         <w:rPr>
-          <w:rFonts w:eastAsia="Times New Roman" w:cs="Times New Roman"/>
-          <w:kern w:val="0"/>
-          <w:lang w:eastAsia="de-AT"/>
-          <w14:ligatures w14:val="none"/>
-        </w:rPr>
-      </w:pPr>
-      <w:r>
-        <w:rPr>
-          <w:rFonts w:eastAsia="Times New Roman" w:cs="Times New Roman"/>
-          <w:b/>
-          <w:bCs/>
-          <w:kern w:val="0"/>
-          <w:lang w:eastAsia="de-AT"/>
-          <w14:ligatures w14:val="none"/>
-        </w:rPr>
-        <w:lastRenderedPageBreak/>
-        <w:t>Temperatureffekt:</w:t>
-      </w:r>
-      <w:r>
-        <w:rPr>
-          <w:rFonts w:eastAsia="Times New Roman" w:cs="Times New Roman"/>
-          <w:kern w:val="0"/>
-          <w:lang w:eastAsia="de-AT"/>
-          <w14:ligatures w14:val="none"/>
-        </w:rPr>
-        <w:t xml:space="preserve"> Kristalline Silizium-Solarzellen weisen einen negativen Temperaturkoeffizienten von typischerweise -0,4% bis -0,5% pro °C auf [4]. Das enjoysolar 180W Modul hat laut Datenblatt einen Temperaturkoeffizienten von -0,45%/°C [3]. Im Sommer kann die Modultemperatur über 60°C erreichen, was die Leistung um etwa 10-15% gegenüber den Standard-Testbedingungen (25°C) reduziert. Im Winter hingegen profitiert man von der besseren Effizienz bei kalten Temperaturen.</w:t>
-      </w:r>
-    </w:p>
-    <w:p>
-      <w:pPr>
-        <w:spacing w:before="100" w:beforeAutospacing="1" w:after="100" w:afterAutospacing="1" w:line="240" w:lineRule="auto"/>
+          <w:rFonts w:cs="Arial"/>
+        </w:rPr>
+      </w:pPr>
+      <w:r>
+        <w:rPr>
+          <w:rFonts w:cs="Arial"/>
+          <w:b/>
+          <w:bCs/>
+        </w:rPr>
+        <w:t>Wettereinflüsse:</w:t>
+      </w:r>
+      <w:r>
+        <w:rPr>
+          <w:rFonts w:cs="Arial"/>
+        </w:rPr>
+        <w:t xml:space="preserve"> Bei bewölktem Himmel sinkt die Leistung drastisch. Während das verwendete </w:t>
+      </w:r>
+      <w:proofErr w:type="spellStart"/>
+      <w:r>
+        <w:rPr>
+          <w:rFonts w:cs="Arial"/>
+        </w:rPr>
+        <w:t>enjoysolar</w:t>
+      </w:r>
+      <w:proofErr w:type="spellEnd"/>
+      <w:r>
+        <w:rPr>
+          <w:rFonts w:cs="Arial"/>
+        </w:rPr>
+        <w:t xml:space="preserve"> 180W Panel bei Standard-Testbedingungen (1000 W/m² Einstrahlung, 25°C) seine Nennleistung von 180W erreicht, reduziert sich die Ausgangsleistung bei geringerer Einstrahlung proportional [4]. Bei dichter Bewölkung (ca. 200 W/m² Einstrahlung) liefert das Modul nur noch etwa 20-40W. Bei Regen oder Schnee reduziert sich die Leistung noch weiter. Besonders kritisch sind mehrere trübe Tage hintereinander im Winter, wo kaum Energie erzeugt wird.</w:t>
+      </w:r>
+    </w:p>
+    <w:p>
+      <w:pPr>
         <w:ind w:left="708"/>
         <w:jc w:val="both"/>
         <w:rPr>
-          <w:rFonts w:eastAsia="Times New Roman" w:cs="Times New Roman"/>
+          <w:rFonts w:cs="Arial"/>
+        </w:rPr>
+      </w:pPr>
+      <w:r>
+        <w:rPr>
+          <w:rFonts w:cs="Arial"/>
+          <w:b/>
+          <w:bCs/>
+        </w:rPr>
+        <w:t>Temperatureffekt:</w:t>
+      </w:r>
+      <w:r>
+        <w:rPr>
+          <w:rFonts w:cs="Arial"/>
+        </w:rPr>
+        <w:t xml:space="preserve"> Kristalline Silizium-Solarzellen weisen einen negativen Temperaturkoeffizienten auf. Das </w:t>
+      </w:r>
+      <w:proofErr w:type="spellStart"/>
+      <w:r>
+        <w:rPr>
+          <w:rFonts w:cs="Arial"/>
+        </w:rPr>
+        <w:t>enjoysolar</w:t>
+      </w:r>
+      <w:proofErr w:type="spellEnd"/>
+      <w:r>
+        <w:rPr>
+          <w:rFonts w:cs="Arial"/>
+        </w:rPr>
+        <w:t xml:space="preserve"> 180W Modul hat laut Datenblatt einen Temperaturkoeffizienten von -0,45%/°C [4]. Im Sommer kann die Modultemperatur über 60°C erreichen, was die Leistung um etwa 10-15% gegenüber den Standard-Testbedingungen (25°C) reduziert. Im Winter hingegen profitiert man von der besseren Effizienz bei kalten Temperaturen.</w:t>
+      </w:r>
+    </w:p>
+    <w:p>
+      <w:pPr>
+        <w:ind w:left="708"/>
+        <w:jc w:val="both"/>
+        <w:rPr>
+          <w:rFonts w:cs="Arial"/>
+        </w:rPr>
+      </w:pPr>
+      <w:r>
+        <w:rPr>
+          <w:rFonts w:cs="Arial"/>
+        </w:rPr>
+        <w:t>Für die Dimensionierung des Systems ist daher der Winter-Worst-Case entscheidend: Wenige Sonnenstunden, geringe Einstrahlungsintensität und möglicherweise mehrere bewölkte Tage hintereinander.</w:t>
+      </w:r>
+    </w:p>
+    <w:p>
+      <w:pPr>
+        <w:spacing w:before="100" w:beforeAutospacing="1" w:after="100" w:afterAutospacing="1" w:line="240" w:lineRule="auto"/>
+        <w:rPr>
+          <w:rFonts w:eastAsia="Times New Roman" w:cs="Times New Roman"/>
+          <w:b/>
+          <w:bCs/>
           <w:kern w:val="0"/>
           <w:lang w:eastAsia="de-AT"/>
           <w14:ligatures w14:val="none"/>
         </w:rPr>
       </w:pPr>
-      <w:r>
+    </w:p>
+    <w:p>
+      <w:pPr>
+        <w:spacing w:before="100" w:beforeAutospacing="1" w:after="100" w:afterAutospacing="1" w:line="240" w:lineRule="auto"/>
         <w:rPr>
           <w:rFonts w:eastAsia="Times New Roman" w:cs="Times New Roman"/>
           <w:kern w:val="0"/>
           <w:lang w:eastAsia="de-AT"/>
           <w14:ligatures w14:val="none"/>
         </w:rPr>
-        <w:t>Für die Dimensionierung des Systems ist daher der Winter-Worst-Case entscheidend: Wenige Sonnenstunden, geringe Einstrahlungsintensität und möglicherweise mehrere bewölkte Tage hintereinander.</w:t>
+      </w:pPr>
+      <w:r>
+        <w:rPr>
+          <w:rFonts w:eastAsia="Times New Roman" w:cs="Times New Roman"/>
+          <w:b/>
+          <w:bCs/>
+          <w:kern w:val="0"/>
+          <w:lang w:eastAsia="de-AT"/>
+          <w14:ligatures w14:val="none"/>
+        </w:rPr>
+        <w:t>Quellenvorschläge für dein Literaturverzeichnis:</w:t>
       </w:r>
     </w:p>
     <w:p>
@@ -379,56 +570,21 @@
         <w:spacing w:before="100" w:beforeAutospacing="1" w:after="100" w:afterAutospacing="1" w:line="240" w:lineRule="auto"/>
         <w:rPr>
           <w:rFonts w:eastAsia="Times New Roman" w:cs="Times New Roman"/>
-          <w:b/>
-          <w:bCs/>
           <w:kern w:val="0"/>
           <w:lang w:eastAsia="de-AT"/>
           <w14:ligatures w14:val="none"/>
         </w:rPr>
       </w:pPr>
-    </w:p>
-    <w:p>
-      <w:pPr>
-        <w:spacing w:before="100" w:beforeAutospacing="1" w:after="100" w:afterAutospacing="1" w:line="240" w:lineRule="auto"/>
+      <w:r>
         <w:rPr>
           <w:rFonts w:eastAsia="Times New Roman" w:cs="Times New Roman"/>
           <w:kern w:val="0"/>
           <w:lang w:eastAsia="de-AT"/>
           <w14:ligatures w14:val="none"/>
         </w:rPr>
-      </w:pPr>
-      <w:r>
-        <w:rPr>
-          <w:rFonts w:eastAsia="Times New Roman" w:cs="Times New Roman"/>
-          <w:b/>
-          <w:bCs/>
-          <w:kern w:val="0"/>
-          <w:lang w:eastAsia="de-AT"/>
-          <w14:ligatures w14:val="none"/>
-        </w:rPr>
-        <w:t>Quellenvorschläge für dein Literaturverzeichnis:</w:t>
-      </w:r>
-    </w:p>
-    <w:p>
-      <w:pPr>
-        <w:spacing w:before="100" w:beforeAutospacing="1" w:after="100" w:afterAutospacing="1" w:line="240" w:lineRule="auto"/>
-        <w:rPr>
-          <w:rFonts w:eastAsia="Times New Roman" w:cs="Times New Roman"/>
-          <w:kern w:val="0"/>
-          <w:lang w:eastAsia="de-AT"/>
-          <w14:ligatures w14:val="none"/>
-        </w:rPr>
-      </w:pPr>
-      <w:r>
-        <w:rPr>
-          <w:rFonts w:eastAsia="Times New Roman" w:cs="Times New Roman"/>
-          <w:kern w:val="0"/>
-          <w:lang w:eastAsia="de-AT"/>
-          <w14:ligatures w14:val="none"/>
-        </w:rPr>
         <w:t>[1] ZAMG - Zentralanstalt für Meteorologie und Geodynamik: Sonnenscheindauer Österreich (</w:t>
       </w:r>
-      <w:hyperlink r:id="rId4" w:history="1">
+      <w:hyperlink r:id="rId5" w:history="1">
         <w:r>
           <w:rPr>
             <w:rFonts w:eastAsia="Times New Roman" w:cs="Times New Roman"/>
@@ -470,7 +626,7 @@
         </w:rPr>
         <w:t>[2] PVGIS - Photovoltaic Geographical Information System, European Commission, JRC (</w:t>
       </w:r>
-      <w:hyperlink r:id="rId5" w:history="1">
+      <w:hyperlink r:id="rId6" w:history="1">
         <w:r>
           <w:rPr>
             <w:rFonts w:eastAsia="Times New Roman" w:cs="Times New Roman"/>
@@ -510,9 +666,69 @@
           <w:lang w:val="en-GB" w:eastAsia="de-AT"/>
           <w14:ligatures w14:val="none"/>
         </w:rPr>
-        <w:t>[3] enjoysolar: Datenblatt Poly 180W 12V Solarmodul (</w:t>
-      </w:r>
-      <w:hyperlink r:id="rId6" w:history="1">
+        <w:t xml:space="preserve">[3] </w:t>
+      </w:r>
+      <w:proofErr w:type="spellStart"/>
+      <w:r>
+        <w:rPr>
+          <w:rFonts w:eastAsia="Times New Roman" w:cs="Times New Roman"/>
+          <w:kern w:val="0"/>
+          <w:lang w:val="en-GB" w:eastAsia="de-AT"/>
+          <w14:ligatures w14:val="none"/>
+        </w:rPr>
+        <w:t>enjoysolar</w:t>
+      </w:r>
+      <w:proofErr w:type="spellEnd"/>
+      <w:r>
+        <w:rPr>
+          <w:rFonts w:eastAsia="Times New Roman" w:cs="Times New Roman"/>
+          <w:kern w:val="0"/>
+          <w:lang w:val="en-GB" w:eastAsia="de-AT"/>
+          <w14:ligatures w14:val="none"/>
+        </w:rPr>
+        <w:t xml:space="preserve">: </w:t>
+      </w:r>
+      <w:proofErr w:type="spellStart"/>
+      <w:r>
+        <w:rPr>
+          <w:rFonts w:eastAsia="Times New Roman" w:cs="Times New Roman"/>
+          <w:kern w:val="0"/>
+          <w:lang w:val="en-GB" w:eastAsia="de-AT"/>
+          <w14:ligatures w14:val="none"/>
+        </w:rPr>
+        <w:t>Datenblatt</w:t>
+      </w:r>
+      <w:proofErr w:type="spellEnd"/>
+      <w:r>
+        <w:rPr>
+          <w:rFonts w:eastAsia="Times New Roman" w:cs="Times New Roman"/>
+          <w:kern w:val="0"/>
+          <w:lang w:val="en-GB" w:eastAsia="de-AT"/>
+          <w14:ligatures w14:val="none"/>
+        </w:rPr>
+        <w:t xml:space="preserve"> Poly 180W 12V </w:t>
+      </w:r>
+      <w:proofErr w:type="spellStart"/>
+      <w:r>
+        <w:rPr>
+          <w:rFonts w:eastAsia="Times New Roman" w:cs="Times New Roman"/>
+          <w:kern w:val="0"/>
+          <w:lang w:val="en-GB" w:eastAsia="de-AT"/>
+          <w14:ligatures w14:val="none"/>
+        </w:rPr>
+        <w:t>Solarmodul</w:t>
+      </w:r>
+      <w:proofErr w:type="spellEnd"/>
+      <w:r>
+        <w:rPr>
+          <w:rFonts w:eastAsia="Times New Roman" w:cs="Times New Roman"/>
+          <w:kern w:val="0"/>
+          <w:lang w:val="en-GB" w:eastAsia="de-AT"/>
+          <w14:ligatures w14:val="none"/>
+        </w:rPr>
+        <w:t xml:space="preserve"> (</w:t>
+      </w:r>
+      <w:hyperlink r:id="rId7" w:history="1">
         <w:r>
           <w:rPr>
             <w:rFonts w:eastAsia="Times New Roman" w:cs="Times New Roman"/>
@@ -563,32 +779,43 @@
           <w:b/>
           <w:bCs/>
           <w:kern w:val="0"/>
+          <w:lang w:val="en-GB" w:eastAsia="de-AT"/>
+          <w14:ligatures w14:val="none"/>
+        </w:rPr>
+      </w:pPr>
+    </w:p>
+    <w:p>
+      <w:pPr>
+        <w:spacing w:before="100" w:beforeAutospacing="1" w:after="100" w:afterAutospacing="1" w:line="240" w:lineRule="auto"/>
+        <w:rPr>
+          <w:rFonts w:eastAsia="Times New Roman" w:cs="Times New Roman"/>
+          <w:kern w:val="0"/>
           <w:lang w:eastAsia="de-AT"/>
           <w14:ligatures w14:val="none"/>
         </w:rPr>
       </w:pPr>
-    </w:p>
-    <w:p>
-      <w:pPr>
-        <w:spacing w:before="100" w:beforeAutospacing="1" w:after="100" w:afterAutospacing="1" w:line="240" w:lineRule="auto"/>
-        <w:rPr>
-          <w:rFonts w:eastAsia="Times New Roman" w:cs="Times New Roman"/>
+      <w:r>
+        <w:rPr>
+          <w:rFonts w:eastAsia="Times New Roman" w:cs="Times New Roman"/>
+          <w:b/>
+          <w:bCs/>
           <w:kern w:val="0"/>
           <w:lang w:eastAsia="de-AT"/>
           <w14:ligatures w14:val="none"/>
         </w:rPr>
-      </w:pPr>
-      <w:r>
-        <w:rPr>
-          <w:rFonts w:eastAsia="Times New Roman" w:cs="Times New Roman"/>
-          <w:b/>
-          <w:bCs/>
+        <w:lastRenderedPageBreak/>
+        <w:t>Hinweis:</w:t>
+      </w:r>
+      <w:r>
+        <w:rPr>
+          <w:rFonts w:eastAsia="Times New Roman" w:cs="Times New Roman"/>
           <w:kern w:val="0"/>
           <w:lang w:eastAsia="de-AT"/>
           <w14:ligatures w14:val="none"/>
         </w:rPr>
-        <w:t>Hinweis:</w:t>
-      </w:r>
+        <w:t xml:space="preserve"> Den genauen Temperaturkoeffizienten (-0,45%/°C) findest du im </w:t>
+      </w:r>
+      <w:proofErr w:type="spellStart"/>
       <w:r>
         <w:rPr>
           <w:rFonts w:eastAsia="Times New Roman" w:cs="Times New Roman"/>
@@ -596,17 +823,18 @@
           <w:lang w:eastAsia="de-AT"/>
           <w14:ligatures w14:val="none"/>
         </w:rPr>
-        <w:t xml:space="preserve"> Den genauen Temperaturkoeffizienten (-0,45%/°C) findest du im enjoysolar Datenblatt. Falls dort ein anderer Wert steht, passe ihn entsprechend an. Die meisten kristallinen Module liegen im Bereich -0,4% bis -0,5%/°C.</w:t>
-      </w:r>
-    </w:p>
-    <w:p>
-      <w:pPr>
-        <w:ind w:left="708"/>
-        <w:jc w:val="both"/>
-        <w:rPr>
-          <w:rFonts w:cs="Arial"/>
-        </w:rPr>
-      </w:pPr>
+        <w:t>enjoysolar</w:t>
+      </w:r>
+      <w:proofErr w:type="spellEnd"/>
+      <w:r>
+        <w:rPr>
+          <w:rFonts w:eastAsia="Times New Roman" w:cs="Times New Roman"/>
+          <w:kern w:val="0"/>
+          <w:lang w:eastAsia="de-AT"/>
+          <w14:ligatures w14:val="none"/>
+        </w:rPr>
+        <w:t xml:space="preserve"> Datenblatt. Falls dort ein anderer Wert steht, passe ihn entsprechend an. Die meisten kristallinen Module liegen im Bereich -0,4% bis -0,5%/°C.</w:t>
+      </w:r>
     </w:p>
     <w:sectPr>
       <w:pgSz w:w="11906" w:h="16838"/>

--- a/Diplomarbeit/5_Schreiben/4.2_Grundlagen_photovoltaischer_Energieversorgung.docx
+++ b/Diplomarbeit/5_Schreiben/4.2_Grundlagen_photovoltaischer_Energieversorgung.docx
@@ -9,36 +9,12 @@
           <w:rFonts w:cs="Arial"/>
           <w:b/>
           <w:bCs/>
-        </w:rPr>
-      </w:pPr>
-      <w:r>
-        <w:rPr>
-          <w:rFonts w:cs="Arial"/>
-          <w:b/>
-          <w:bCs/>
-        </w:rPr>
-        <w:t>(</w:t>
-      </w:r>
-      <w:r>
-        <w:rPr>
-          <w:rFonts w:cs="Arial"/>
-          <w:b/>
-          <w:bCs/>
-        </w:rPr>
-        <w:t>500</w:t>
-      </w:r>
-      <w:r>
-        <w:rPr>
-          <w:rFonts w:cs="Arial"/>
-          <w:b/>
-          <w:bCs/>
-        </w:rPr>
-        <w:t xml:space="preserve"> Wörter)</w:t>
-      </w:r>
-    </w:p>
-    <w:p>
-      <w:pPr>
-        <w:jc w:val="both"/>
+          <w:sz w:val="32"/>
+          <w:szCs w:val="32"/>
+        </w:rPr>
+      </w:pPr>
+      <w:bookmarkStart w:id="0" w:name="_Hlk220424468"/>
+      <w:r>
         <w:rPr>
           <w:rFonts w:cs="Arial"/>
           <w:b/>
@@ -46,7 +22,8 @@
           <w:sz w:val="32"/>
           <w:szCs w:val="32"/>
         </w:rPr>
-      </w:pPr>
+        <w:t xml:space="preserve">4.2 Grundlagen </w:t>
+      </w:r>
       <w:r>
         <w:rPr>
           <w:rFonts w:cs="Arial"/>
@@ -55,7 +32,7 @@
           <w:sz w:val="32"/>
           <w:szCs w:val="32"/>
         </w:rPr>
-        <w:t xml:space="preserve">4.2 Grundlagen </w:t>
+        <w:t>photovoltai</w:t>
       </w:r>
       <w:r>
         <w:rPr>
@@ -65,7 +42,7 @@
           <w:sz w:val="32"/>
           <w:szCs w:val="32"/>
         </w:rPr>
-        <w:t>photovoltai</w:t>
+        <w:t>sc</w:t>
       </w:r>
       <w:r>
         <w:rPr>
@@ -75,7 +52,7 @@
           <w:sz w:val="32"/>
           <w:szCs w:val="32"/>
         </w:rPr>
-        <w:t>sc</w:t>
+        <w:t>her</w:t>
       </w:r>
       <w:r>
         <w:rPr>
@@ -85,16 +62,6 @@
           <w:sz w:val="32"/>
           <w:szCs w:val="32"/>
         </w:rPr>
-        <w:t>her</w:t>
-      </w:r>
-      <w:r>
-        <w:rPr>
-          <w:rFonts w:cs="Arial"/>
-          <w:b/>
-          <w:bCs/>
-          <w:sz w:val="32"/>
-          <w:szCs w:val="32"/>
-        </w:rPr>
         <w:t xml:space="preserve"> Energieversorgung</w:t>
       </w:r>
     </w:p>
@@ -168,19 +135,165 @@
         <w:rPr>
           <w:noProof/>
         </w:rPr>
+        <mc:AlternateContent>
+          <mc:Choice Requires="wps">
+            <w:drawing>
+              <wp:anchor distT="0" distB="0" distL="114300" distR="114300" simplePos="0" relativeHeight="251660288" behindDoc="0" locked="0" layoutInCell="1" allowOverlap="1" wp14:anchorId="2EFD8F5A" wp14:editId="101A64C6">
+                <wp:simplePos x="0" y="0"/>
+                <wp:positionH relativeFrom="margin">
+                  <wp:align>right</wp:align>
+                </wp:positionH>
+                <wp:positionV relativeFrom="paragraph">
+                  <wp:posOffset>5031740</wp:posOffset>
+                </wp:positionV>
+                <wp:extent cx="5309235" cy="146050"/>
+                <wp:effectExtent l="0" t="0" r="5715" b="6350"/>
+                <wp:wrapTopAndBottom/>
+                <wp:docPr id="2010847809" name="Textfeld 1"/>
+                <wp:cNvGraphicFramePr/>
+                <a:graphic xmlns:a="http://schemas.openxmlformats.org/drawingml/2006/main">
+                  <a:graphicData uri="http://schemas.microsoft.com/office/word/2010/wordprocessingShape">
+                    <wps:wsp>
+                      <wps:cNvSpPr txBox="1"/>
+                      <wps:spPr>
+                        <a:xfrm>
+                          <a:off x="0" y="0"/>
+                          <a:ext cx="5309235" cy="146304"/>
+                        </a:xfrm>
+                        <a:prstGeom prst="rect">
+                          <a:avLst/>
+                        </a:prstGeom>
+                        <a:solidFill>
+                          <a:prstClr val="white"/>
+                        </a:solidFill>
+                        <a:ln>
+                          <a:noFill/>
+                        </a:ln>
+                      </wps:spPr>
+                      <wps:txbx>
+                        <w:txbxContent>
+                          <w:p>
+                            <w:pPr>
+                              <w:pStyle w:val="Beschriftung"/>
+                              <w:rPr>
+                                <w:noProof/>
+                                <w:sz w:val="22"/>
+                                <w:szCs w:val="22"/>
+                              </w:rPr>
+                            </w:pPr>
+                            <w:r>
+                              <w:t xml:space="preserve">Abbildung </w:t>
+                            </w:r>
+                            <w:r>
+                              <w:fldChar w:fldCharType="begin"/>
+                            </w:r>
+                            <w:r>
+                              <w:instrText xml:space="preserve"> SEQ Abbildung \* ARABIC </w:instrText>
+                            </w:r>
+                            <w:r>
+                              <w:fldChar w:fldCharType="separate"/>
+                            </w:r>
+                            <w:r>
+                              <w:rPr>
+                                <w:noProof/>
+                              </w:rPr>
+                              <w:t>1</w:t>
+                            </w:r>
+                            <w:r>
+                              <w:fldChar w:fldCharType="end"/>
+                            </w:r>
+                            <w:r>
+                              <w:t>: I-U-Kennlinie einer Solarzelle</w:t>
+                            </w:r>
+                          </w:p>
+                        </w:txbxContent>
+                      </wps:txbx>
+                      <wps:bodyPr rot="0" spcFirstLastPara="0" vertOverflow="overflow" horzOverflow="overflow" vert="horz" wrap="square" lIns="0" tIns="0" rIns="0" bIns="0" numCol="1" spcCol="0" rtlCol="0" fromWordArt="0" anchor="t" anchorCtr="0" forceAA="0" compatLnSpc="1">
+                        <a:prstTxWarp prst="textNoShape">
+                          <a:avLst/>
+                        </a:prstTxWarp>
+                        <a:noAutofit/>
+                      </wps:bodyPr>
+                    </wps:wsp>
+                  </a:graphicData>
+                </a:graphic>
+                <wp14:sizeRelH relativeFrom="margin">
+                  <wp14:pctWidth>0</wp14:pctWidth>
+                </wp14:sizeRelH>
+                <wp14:sizeRelV relativeFrom="margin">
+                  <wp14:pctHeight>0</wp14:pctHeight>
+                </wp14:sizeRelV>
+              </wp:anchor>
+            </w:drawing>
+          </mc:Choice>
+          <mc:Fallback>
+            <w:pict>
+              <v:shapetype w14:anchorId="2EFD8F5A" id="_x0000_t202" coordsize="21600,21600" o:spt="202" path="m,l,21600r21600,l21600,xe">
+                <v:stroke joinstyle="miter"/>
+                <v:path gradientshapeok="t" o:connecttype="rect"/>
+              </v:shapetype>
+              <v:shape id="Textfeld 1" o:spid="_x0000_s1026" type="#_x0000_t202" style="position:absolute;left:0;text-align:left;margin-left:366.85pt;margin-top:396.2pt;width:418.05pt;height:11.5pt;z-index:251660288;visibility:visible;mso-wrap-style:square;mso-width-percent:0;mso-height-percent:0;mso-wrap-distance-left:9pt;mso-wrap-distance-top:0;mso-wrap-distance-right:9pt;mso-wrap-distance-bottom:0;mso-position-horizontal:right;mso-position-horizontal-relative:margin;mso-position-vertical:absolute;mso-position-vertical-relative:text;mso-width-percent:0;mso-height-percent:0;mso-width-relative:margin;mso-height-relative:margin;v-text-anchor:top" o:gfxdata="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" stroked="f">
+                <v:textbox inset="0,0,0,0">
+                  <w:txbxContent>
+                    <w:p>
+                      <w:pPr>
+                        <w:pStyle w:val="Beschriftung"/>
+                        <w:rPr>
+                          <w:noProof/>
+                          <w:sz w:val="22"/>
+                          <w:szCs w:val="22"/>
+                        </w:rPr>
+                      </w:pPr>
+                      <w:r>
+                        <w:t xml:space="preserve">Abbildung </w:t>
+                      </w:r>
+                      <w:r>
+                        <w:fldChar w:fldCharType="begin"/>
+                      </w:r>
+                      <w:r>
+                        <w:instrText xml:space="preserve"> SEQ Abbildung \* ARABIC </w:instrText>
+                      </w:r>
+                      <w:r>
+                        <w:fldChar w:fldCharType="separate"/>
+                      </w:r>
+                      <w:r>
+                        <w:rPr>
+                          <w:noProof/>
+                        </w:rPr>
+                        <w:t>1</w:t>
+                      </w:r>
+                      <w:r>
+                        <w:fldChar w:fldCharType="end"/>
+                      </w:r>
+                      <w:r>
+                        <w:t>: I-U-Kennlinie einer Solarzelle</w:t>
+                      </w:r>
+                    </w:p>
+                  </w:txbxContent>
+                </v:textbox>
+                <w10:wrap type="topAndBottom" anchorx="margin"/>
+              </v:shape>
+            </w:pict>
+          </mc:Fallback>
+        </mc:AlternateContent>
+      </w:r>
+      <w:r>
+        <w:rPr>
+          <w:noProof/>
+        </w:rPr>
         <w:drawing>
-          <wp:anchor distT="0" distB="0" distL="114300" distR="114300" simplePos="0" relativeHeight="251658240" behindDoc="0" locked="0" layoutInCell="1" allowOverlap="1" wp14:anchorId="32E2FB46" wp14:editId="5EB1BA27">
+          <wp:anchor distT="0" distB="0" distL="114300" distR="114300" simplePos="0" relativeHeight="251658240" behindDoc="0" locked="0" layoutInCell="1" allowOverlap="1" wp14:anchorId="7CC17C9E" wp14:editId="43824692">
             <wp:simplePos x="0" y="0"/>
             <wp:positionH relativeFrom="margin">
-              <wp:align>center</wp:align>
+              <wp:posOffset>0</wp:posOffset>
             </wp:positionH>
             <wp:positionV relativeFrom="paragraph">
-              <wp:posOffset>1022958</wp:posOffset>
+              <wp:posOffset>1042289</wp:posOffset>
             </wp:positionV>
-            <wp:extent cx="3811905" cy="2533015"/>
-            <wp:effectExtent l="0" t="0" r="0" b="635"/>
+            <wp:extent cx="5760720" cy="3932555"/>
+            <wp:effectExtent l="0" t="0" r="0" b="0"/>
             <wp:wrapTopAndBottom/>
-            <wp:docPr id="391133555" name="Grafik 1" descr="LP – V1: Solarzelle und Halbleiterdiode"/>
+            <wp:docPr id="2004018778" name="Grafik 1" descr="Hier sehen Sie ein Strom-Spannungsdiagramm und Darstellung des Solarmoduls als Diodenkennlinie"/>
             <wp:cNvGraphicFramePr>
               <a:graphicFrameLocks xmlns:a="http://schemas.openxmlformats.org/drawingml/2006/main" noChangeAspect="1"/>
             </wp:cNvGraphicFramePr>
@@ -188,13 +301,13 @@
               <a:graphicData uri="http://schemas.openxmlformats.org/drawingml/2006/picture">
                 <pic:pic xmlns:pic="http://schemas.openxmlformats.org/drawingml/2006/picture">
                   <pic:nvPicPr>
-                    <pic:cNvPr id="0" name="Picture 1" descr="LP – V1: Solarzelle und Halbleiterdiode"/>
+                    <pic:cNvPr id="0" name="Picture 1" descr="Hier sehen Sie ein Strom-Spannungsdiagramm und Darstellung des Solarmoduls als Diodenkennlinie"/>
                     <pic:cNvPicPr>
                       <a:picLocks noChangeAspect="1" noChangeArrowheads="1"/>
                     </pic:cNvPicPr>
                   </pic:nvPicPr>
                   <pic:blipFill>
-                    <a:blip r:embed="rId4">
+                    <a:blip r:embed="rId5" cstate="print">
                       <a:extLst>
                         <a:ext uri="{28A0092B-C50C-407E-A947-70E740481C1C}">
                           <a14:useLocalDpi xmlns:a14="http://schemas.microsoft.com/office/drawing/2010/main" val="0"/>
@@ -209,7 +322,7 @@
                   <pic:spPr bwMode="auto">
                     <a:xfrm>
                       <a:off x="0" y="0"/>
-                      <a:ext cx="3811905" cy="2533015"/>
+                      <a:ext cx="5760720" cy="3932555"/>
                     </a:xfrm>
                     <a:prstGeom prst="rect">
                       <a:avLst/>
@@ -229,7 +342,19 @@
         <w:rPr>
           <w:rFonts w:cs="Arial"/>
         </w:rPr>
-        <w:t>Die Leistung einer Solarzelle ist nicht konstant, sondern hängt von der Spannung ab, bei der sie betrieben wird. Diese Abhängigkeit wird in der I-U-Kennlinie (Strom-Spannungs-Kennlinie) dargestellt (siehe Abb. 2). Dabei zeigt sich, dass es einen optimalen Arbeitspunkt gibt, an dem das Produkt aus Spannung und Strom – also die Leistung – maximal ist. Dieser Punkt wird als Maximum Power Point (MPP) bezeichnet.</w:t>
+        <w:t xml:space="preserve">Die Leistung einer Solarzelle ist nicht konstant, sondern hängt von der Spannung ab, bei der sie betrieben wird. Diese Abhängigkeit wird in der I-U-Kennlinie (Strom-Spannungs-Kennlinie) dargestellt (siehe Abb. </w:t>
+      </w:r>
+      <w:r>
+        <w:rPr>
+          <w:rFonts w:cs="Arial"/>
+        </w:rPr>
+        <w:t>1</w:t>
+      </w:r>
+      <w:r>
+        <w:rPr>
+          <w:rFonts w:cs="Arial"/>
+        </w:rPr>
+        <w:t>). Dabei zeigt sich, dass es einen optimalen Arbeitspunkt gibt, an dem das Produkt aus Spannung und Strom – also die Leistung – maximal ist. Dieser Punkt wird als Maximum Power Point (MPP) bezeichnet.</w:t>
       </w:r>
     </w:p>
     <w:p>
@@ -240,6 +365,52 @@
           <w:rFonts w:cs="Arial"/>
         </w:rPr>
       </w:pPr>
+      <w:r>
+        <w:rPr>
+          <w:rFonts w:cs="Arial"/>
+        </w:rPr>
+        <w:fldChar w:fldCharType="begin"/>
+      </w:r>
+      <w:r>
+        <w:rPr>
+          <w:rFonts w:cs="Arial"/>
+        </w:rPr>
+        <w:instrText xml:space="preserve"> ADDIN ZOTERO_ITEM CSL_CITATION {"citationID":"KaoxRatg","properties":{"formattedCitation":"[1]","plainCitation":"[1]","noteIndex":0},"citationItems":[{"id":11,"uris":["http://zotero.org/groups/6046789/items/42IJGQWP"],"itemData":{"id":11,"type":"webpage","abstract":"Die Strom-Spannungs-Kennlinie gibt das Verhältnis von Zellstrom zu Zellspannung wider, sie wird deshalb auch I-U-Kennlinie genannt.","container-title":"Photovoltaik.org","language":"de","title":"Bedeutung der Photovoltaik-Kennlinie","URL":"https://photovoltaik.org/solarstrom/elektro/kennlinie","author":[{"family":"Photovoltaik.org","given":""}],"accessed":{"date-parts":[["2026",1,27]]}}}],"schema":"https://github.com/citation-style-language/schema/raw/master/csl-citation.json"} </w:instrText>
+      </w:r>
+      <w:r>
+        <w:rPr>
+          <w:rFonts w:cs="Arial"/>
+        </w:rPr>
+        <w:fldChar w:fldCharType="separate"/>
+      </w:r>
+      <w:r>
+        <w:rPr>
+          <w:rFonts w:ascii="Aptos" w:hAnsi="Aptos"/>
+        </w:rPr>
+        <w:t>[1]</w:t>
+      </w:r>
+      <w:r>
+        <w:rPr>
+          <w:rFonts w:cs="Arial"/>
+        </w:rPr>
+        <w:fldChar w:fldCharType="end"/>
+      </w:r>
+    </w:p>
+    <w:bookmarkEnd w:id="0"/>
+    <w:p>
+      <w:pPr>
+        <w:ind w:left="708"/>
+        <w:jc w:val="both"/>
+        <w:rPr>
+          <w:rFonts w:cs="Arial"/>
+        </w:rPr>
+      </w:pPr>
+      <w:r>
+        <w:rPr>
+          <w:rFonts w:cs="Arial"/>
+        </w:rPr>
+        <w:t>Der MPP verändert sich ständig je nach Sonneneinstrahlung, Temperatur und Verschattung. Bei voller Sonne liegt er an einem anderen Punkt als bei bewölktem Himmel. Außerdem sinkt die optimale Spannung, wenn die Temperatur der Module steigt.</w:t>
+      </w:r>
     </w:p>
     <w:p>
       <w:pPr>
@@ -247,41 +418,13 @@
         <w:jc w:val="both"/>
         <w:rPr>
           <w:rFonts w:cs="Arial"/>
-          <w:b/>
-          <w:bCs/>
-        </w:rPr>
-      </w:pPr>
-      <w:r>
-        <w:rPr>
-          <w:rFonts w:cs="Arial"/>
-          <w:b/>
-          <w:bCs/>
-        </w:rPr>
-        <w:t xml:space="preserve">[Abbildung 2: </w:t>
-      </w:r>
-      <w:r>
-        <w:rPr>
-          <w:rFonts w:cs="Arial"/>
-          <w:b/>
-          <w:bCs/>
-        </w:rPr>
-        <w:t>I</w:t>
-      </w:r>
-      <w:r>
-        <w:rPr>
-          <w:rFonts w:cs="Arial"/>
-          <w:b/>
-          <w:bCs/>
-        </w:rPr>
-        <w:t>-U-Kennlinie einer Diode bzw. unbeleuchteten Solarzelle (rot) und einer beleuchteten Solarzelle (blau). Die Leistung ist in grün eingetragen.</w:t>
-      </w:r>
-      <w:r>
-        <w:rPr>
-          <w:rFonts w:cs="Arial"/>
-          <w:b/>
-          <w:bCs/>
-        </w:rPr>
-        <w:t>]</w:t>
+        </w:rPr>
+      </w:pPr>
+      <w:r>
+        <w:rPr>
+          <w:rFonts w:cs="Arial"/>
+        </w:rPr>
+        <w:t>Hier kommt das Maximum Power Point Tracking (MPPT) ins Spiel. Ein MPPT-Regler überwacht kontinuierlich die Spannung und den Strom des PV-Moduls und passt seinen Eingangswiderstand dynamisch an, indem er das Tastverhältnis seines internen DC-DC-Wandlers variiert [1]. Praktisch bedeutet das: Der MPPT-Regler „sucht" ständig nach dem Punkt mit der höchsten Leistung und stellt seine Schaltregler-Elektronik entsprechend ein, um immer am MPP zu arbeiten.</w:t>
       </w:r>
     </w:p>
     <w:p>
@@ -292,49 +435,11 @@
           <w:rFonts w:cs="Arial"/>
         </w:rPr>
       </w:pPr>
-    </w:p>
-    <w:p>
-      <w:pPr>
-        <w:ind w:left="708"/>
-        <w:jc w:val="both"/>
-        <w:rPr>
-          <w:rFonts w:cs="Arial"/>
-        </w:rPr>
-      </w:pPr>
-      <w:r>
-        <w:rPr>
-          <w:rFonts w:cs="Arial"/>
-        </w:rPr>
-        <w:t>Der MPP verändert sich ständig je nach Sonneneinstrahlung, Temperatur und Verschattung. Bei voller Sonne liegt er an einem anderen Punkt als bei bewölktem Himmel. Außerdem sinkt die optimale Spannung, wenn die Temperatur der Module steigt.</w:t>
-      </w:r>
-    </w:p>
-    <w:p>
-      <w:pPr>
-        <w:ind w:left="708"/>
-        <w:jc w:val="both"/>
-        <w:rPr>
-          <w:rFonts w:cs="Arial"/>
-        </w:rPr>
-      </w:pPr>
-      <w:r>
-        <w:rPr>
-          <w:rFonts w:cs="Arial"/>
-        </w:rPr>
-        <w:t>Hier kommt das Maximum Power Point Tracking (MPPT) ins Spiel. Ein MPPT-Regler überwacht kontinuierlich die Spannung und den Strom des PV-Moduls und passt seinen Eingangswiderstand dynamisch an, indem er das Tastverhältnis seines internen DC-DC-Wandlers variiert [1]. Praktisch bedeutet das: Der MPPT-Regler „sucht" ständig nach dem Punkt mit der höchsten Leistung und stellt seine Schaltregler-Elektronik entsprechend ein, um immer am MPP zu arbeiten.</w:t>
-      </w:r>
-    </w:p>
-    <w:p>
-      <w:pPr>
-        <w:ind w:left="708"/>
-        <w:jc w:val="both"/>
-        <w:rPr>
-          <w:rFonts w:cs="Arial"/>
-        </w:rPr>
-      </w:pPr>
-      <w:r>
-        <w:rPr>
-          <w:rFonts w:cs="Arial"/>
-        </w:rPr>
+      <w:r>
+        <w:rPr>
+          <w:rFonts w:cs="Arial"/>
+        </w:rPr>
+        <w:lastRenderedPageBreak/>
         <w:t xml:space="preserve">Der im Projekt verwendete </w:t>
       </w:r>
       <w:proofErr w:type="spellStart"/>
@@ -382,7 +487,6 @@
           <w:lang w:eastAsia="de-AT"/>
           <w14:ligatures w14:val="none"/>
         </w:rPr>
-        <w:lastRenderedPageBreak/>
         <w:t>4.2.2 Einfluss von Wetter und Jahreszeit</w:t>
       </w:r>
     </w:p>
@@ -529,6 +633,12 @@
         </w:rPr>
         <w:t>Für die Dimensionierung des Systems ist daher der Winter-Worst-Case entscheidend: Wenige Sonnenstunden, geringe Einstrahlungsintensität und möglicherweise mehrere bewölkte Tage hintereinander.</w:t>
       </w:r>
+      <w:r>
+        <w:rPr>
+          <w:rFonts w:cs="Arial"/>
+        </w:rPr>
+        <w:t xml:space="preserve"> </w:t>
+      </w:r>
     </w:p>
     <w:p>
       <w:pPr>
@@ -584,7 +694,7 @@
         </w:rPr>
         <w:t>[1] ZAMG - Zentralanstalt für Meteorologie und Geodynamik: Sonnenscheindauer Österreich (</w:t>
       </w:r>
-      <w:hyperlink r:id="rId5" w:history="1">
+      <w:hyperlink r:id="rId6" w:history="1">
         <w:r>
           <w:rPr>
             <w:rFonts w:eastAsia="Times New Roman" w:cs="Times New Roman"/>
@@ -626,7 +736,7 @@
         </w:rPr>
         <w:t>[2] PVGIS - Photovoltaic Geographical Information System, European Commission, JRC (</w:t>
       </w:r>
-      <w:hyperlink r:id="rId6" w:history="1">
+      <w:hyperlink r:id="rId7" w:history="1">
         <w:r>
           <w:rPr>
             <w:rFonts w:eastAsia="Times New Roman" w:cs="Times New Roman"/>
@@ -728,7 +838,7 @@
         </w:rPr>
         <w:t xml:space="preserve"> (</w:t>
       </w:r>
-      <w:hyperlink r:id="rId7" w:history="1">
+      <w:hyperlink r:id="rId8" w:history="1">
         <w:r>
           <w:rPr>
             <w:rFonts w:eastAsia="Times New Roman" w:cs="Times New Roman"/>
@@ -768,6 +878,7 @@
           <w:lang w:val="en-GB" w:eastAsia="de-AT"/>
           <w14:ligatures w14:val="none"/>
         </w:rPr>
+        <w:lastRenderedPageBreak/>
         <w:t>[4] IEC 61215: Terrestrial photovoltaic (PV) modules - Design qualification and type approval</w:t>
       </w:r>
     </w:p>
@@ -776,34 +887,20 @@
         <w:spacing w:before="100" w:beforeAutospacing="1" w:after="100" w:afterAutospacing="1" w:line="240" w:lineRule="auto"/>
         <w:rPr>
           <w:rFonts w:eastAsia="Times New Roman" w:cs="Times New Roman"/>
+          <w:kern w:val="0"/>
+          <w:lang w:eastAsia="de-AT"/>
+          <w14:ligatures w14:val="none"/>
+        </w:rPr>
+      </w:pPr>
+      <w:r>
+        <w:rPr>
+          <w:rFonts w:eastAsia="Times New Roman" w:cs="Times New Roman"/>
           <w:b/>
           <w:bCs/>
           <w:kern w:val="0"/>
-          <w:lang w:val="en-GB" w:eastAsia="de-AT"/>
-          <w14:ligatures w14:val="none"/>
-        </w:rPr>
-      </w:pPr>
-    </w:p>
-    <w:p>
-      <w:pPr>
-        <w:spacing w:before="100" w:beforeAutospacing="1" w:after="100" w:afterAutospacing="1" w:line="240" w:lineRule="auto"/>
-        <w:rPr>
-          <w:rFonts w:eastAsia="Times New Roman" w:cs="Times New Roman"/>
-          <w:kern w:val="0"/>
           <w:lang w:eastAsia="de-AT"/>
           <w14:ligatures w14:val="none"/>
         </w:rPr>
-      </w:pPr>
-      <w:r>
-        <w:rPr>
-          <w:rFonts w:eastAsia="Times New Roman" w:cs="Times New Roman"/>
-          <w:b/>
-          <w:bCs/>
-          <w:kern w:val="0"/>
-          <w:lang w:eastAsia="de-AT"/>
-          <w14:ligatures w14:val="none"/>
-        </w:rPr>
-        <w:lastRenderedPageBreak/>
         <w:t>Hinweis:</w:t>
       </w:r>
       <w:r>
@@ -1786,6 +1883,33 @@
       <w:shd w:val="clear" w:color="auto" w:fill="E1DFDD"/>
     </w:rPr>
   </w:style>
+  <w:style w:type="paragraph" w:styleId="Literaturverzeichnis">
+    <w:name w:val="Bibliography"/>
+    <w:basedOn w:val="Standard"/>
+    <w:next w:val="Standard"/>
+    <w:uiPriority w:val="37"/>
+    <w:unhideWhenUsed/>
+    <w:rsid w:val="00C106DA"/>
+  </w:style>
+  <w:style w:type="paragraph" w:styleId="Beschriftung">
+    <w:name w:val="caption"/>
+    <w:basedOn w:val="Standard"/>
+    <w:next w:val="Standard"/>
+    <w:uiPriority w:val="35"/>
+    <w:unhideWhenUsed/>
+    <w:qFormat/>
+    <w:rsid w:val="00AF4F0F"/>
+    <w:pPr>
+      <w:spacing w:after="200" w:line="240" w:lineRule="auto"/>
+    </w:pPr>
+    <w:rPr>
+      <w:i/>
+      <w:iCs/>
+      <w:color w:val="0E2841" w:themeColor="text2"/>
+      <w:sz w:val="18"/>
+      <w:szCs w:val="18"/>
+    </w:rPr>
+  </w:style>
 </w:styles>
 </file>
 
@@ -2082,4 +2206,16 @@
     </a:ext>
   </a:extLst>
 </a:theme>
+</file>
+
+<file path=customXml/item1.xml><?xml version="1.0" encoding="utf-8"?>
+<b:Sources xmlns:b="http://schemas.openxmlformats.org/officeDocument/2006/bibliography" xmlns="http://schemas.openxmlformats.org/officeDocument/2006/bibliography" SelectedStyle="\IEEE2006OfficeOnline.xsl" StyleName="IEEE" Version="2006"/>
+</file>
+
+<file path=customXml/itemProps1.xml><?xml version="1.0" encoding="utf-8"?>
+<ds:datastoreItem xmlns:ds="http://schemas.openxmlformats.org/officeDocument/2006/customXml" ds:itemID="{F8BCCCA5-6575-42D5-B71B-771729CE942D}">
+  <ds:schemaRefs>
+    <ds:schemaRef ds:uri="http://schemas.openxmlformats.org/officeDocument/2006/bibliography"/>
+  </ds:schemaRefs>
+</ds:datastoreItem>
 </file>
--- a/Diplomarbeit/5_Schreiben/4.2_Grundlagen_photovoltaischer_Energieversorgung.docx
+++ b/Diplomarbeit/5_Schreiben/4.2_Grundlagen_photovoltaischer_Energieversorgung.docx
@@ -409,7 +409,31 @@
         <w:rPr>
           <w:rFonts w:cs="Arial"/>
         </w:rPr>
-        <w:t>Der MPP verändert sich ständig je nach Sonneneinstrahlung, Temperatur und Verschattung. Bei voller Sonne liegt er an einem anderen Punkt als bei bewölktem Himmel. Außerdem sinkt die optimale Spannung, wenn die Temperatur der Module steigt.</w:t>
+        <w:t xml:space="preserve">Der MPP verändert sich ständig je nach Sonneneinstrahlung, Temperatur und Verschattung. Bei </w:t>
+      </w:r>
+      <w:r>
+        <w:rPr>
+          <w:rFonts w:cs="Arial"/>
+        </w:rPr>
+        <w:t>direkter</w:t>
+      </w:r>
+      <w:r>
+        <w:rPr>
+          <w:rFonts w:cs="Arial"/>
+        </w:rPr>
+        <w:t xml:space="preserve"> Sonne</w:t>
+      </w:r>
+      <w:r>
+        <w:rPr>
+          <w:rFonts w:cs="Arial"/>
+        </w:rPr>
+        <w:t>neinstrahlung</w:t>
+      </w:r>
+      <w:r>
+        <w:rPr>
+          <w:rFonts w:cs="Arial"/>
+        </w:rPr>
+        <w:t xml:space="preserve"> liegt er an einem anderen Punkt als bei bewölktem Himmel. Außerdem sinkt die optimale Spannung, wenn die Temperatur der Module steigt.</w:t>
       </w:r>
     </w:p>
     <w:p>
